--- a/lessions/0008.docx
+++ b/lessions/0008.docx
@@ -4,7 +4,13 @@
   <w:body>
     <w:p>
       <w:r>
-        <w:t>NGAYF 8: SỞ HỮU CÁCH – POSSESSIVE FORM</w:t>
+        <w:t>NG</w:t>
+      </w:r>
+      <w:r>
+        <w:t>ÀY</w:t>
+      </w:r>
+      <w:r>
+        <w:t xml:space="preserve"> 8: SỞ HỮU CÁCH – POSSESSIVE FORM</w:t>
       </w:r>
     </w:p>
     <w:p>
@@ -19,7 +25,13 @@
     </w:p>
     <w:p>
       <w:r>
-        <w:t>Phân biết tính từ sở hữu và đại từ sở hữu.</w:t>
+        <w:t>Phân bi</w:t>
+      </w:r>
+      <w:r>
+        <w:t>ệ</w:t>
+      </w:r>
+      <w:r>
+        <w:t>t tính từ sở hữu và đại từ sở hữu.</w:t>
       </w:r>
     </w:p>
     <w:p>
@@ -128,7 +140,13 @@
     </w:p>
     <w:p>
       <w:r>
-        <w:t>Chỉ thêm ‘s vào người cuối dùng.</w:t>
+        <w:t xml:space="preserve">Chỉ thêm ‘s vào người cuối </w:t>
+      </w:r>
+      <w:r>
+        <w:t>c</w:t>
+      </w:r>
+      <w:r>
+        <w:t>ùng.</w:t>
       </w:r>
     </w:p>
     <w:p>
@@ -153,7 +171,19 @@
     </w:p>
     <w:p>
       <w:r>
-        <w:t>Nếu sở hữu riêng biệt thì thêm ‘s cho mỗi người.</w:t>
+        <w:t xml:space="preserve">Nếu sở hữu riêng biệt </w:t>
+      </w:r>
+      <w:r>
+        <w:t>c</w:t>
+      </w:r>
+      <w:r>
+        <w:t>h</w:t>
+      </w:r>
+      <w:r>
+        <w:t>ỉ</w:t>
+      </w:r>
+      <w:r>
+        <w:t xml:space="preserve"> thêm ‘s cho mỗi người.</w:t>
       </w:r>
     </w:p>
     <w:p>
@@ -177,7 +207,13 @@
     <w:p>
       <w:r>
         <w:lastRenderedPageBreak/>
-        <w:t>4. SỞ HỮU VỜI OF</w:t>
+        <w:t>4. SỞ HỮU V</w:t>
+      </w:r>
+      <w:r>
+        <w:t>Ớ</w:t>
+      </w:r>
+      <w:r>
+        <w:t>I OF</w:t>
       </w:r>
     </w:p>
     <w:p>
@@ -354,7 +390,13 @@
     </w:p>
     <w:p>
       <w:r>
-        <w:t>7. PHÂN BIẾT TÍNH TỪ SỞ HỮU VÀ ĐẠI TỪ SỞ</w:t>
+        <w:t>7. PHÂN BI</w:t>
+      </w:r>
+      <w:r>
+        <w:t>Ệ</w:t>
+      </w:r>
+      <w:r>
+        <w:t>T TÍNH TỪ SỞ HỮU VÀ ĐẠI TỪ SỞ</w:t>
       </w:r>
     </w:p>
     <w:p>
@@ -409,7 +451,7 @@
     </w:p>
     <w:p>
       <w:r>
-        <w:t>Their house is bigger than ours. -&gt; Nhà của họ lớ hơn nhà của chúng tôi.</w:t>
+        <w:t>Their house is big than ours. -&gt; Nhà của họ lớ hơn nhà của chúng tôi.</w:t>
       </w:r>
     </w:p>
     <w:p>

--- a/lessions/0008.docx
+++ b/lessions/0008.docx
@@ -421,7 +421,13 @@
     </w:p>
     <w:p>
       <w:r>
-        <w:t>Đại từ sở hữu đững một mình.</w:t>
+        <w:t>Đại từ sở hữu đ</w:t>
+      </w:r>
+      <w:r>
+        <w:t>ứ</w:t>
+      </w:r>
+      <w:r>
+        <w:t>ng một mình.</w:t>
       </w:r>
     </w:p>
     <w:p>
@@ -456,7 +462,13 @@
     </w:p>
     <w:p>
       <w:r>
-        <w:t>The manager’s office is on the second floor. -&gt; Văn phòng của quản lý ở tằng hai.</w:t>
+        <w:t xml:space="preserve">The manager’s office is on the second floor. -&gt; Văn phòng của quản lý ở </w:t>
+      </w:r>
+      <w:r>
+        <w:t>tầ</w:t>
+      </w:r>
+      <w:r>
+        <w:t>ng hai.</w:t>
       </w:r>
     </w:p>
     <w:p>

--- a/lessions/0008.docx
+++ b/lessions/0008.docx
@@ -513,7 +513,13 @@
     </w:p>
     <w:p>
       <w:r>
-        <w:t>Cấu trúc qun trọng:</w:t>
+        <w:t>Cấu trúc qu</w:t>
+      </w:r>
+      <w:r>
+        <w:t>a</w:t>
+      </w:r>
+      <w:r>
+        <w:t>n trọng:</w:t>
       </w:r>
     </w:p>
     <w:p>
